--- a/pr-preview/pr-211/chapters/avoid-cliches.docx
+++ b/pr-preview/pr-211/chapters/avoid-cliches.docx
@@ -15,7 +15,7 @@
         <w:pStyle w:val="Date"/>
       </w:pPr>
       <w:r>
-        <w:t xml:space="preserve">Last modified: 2026-10-15 19:42:37 (PDT)</w:t>
+        <w:t xml:space="preserve">Last modified: 2026-10-15 22:06:06 (PDT)</w:t>
       </w:r>
     </w:p>
     <w:tbl>
@@ -4518,33 +4518,115 @@
         <w:t xml:space="preserve">chapter recommends.</w:t>
       </w:r>
     </w:p>
+    <w:bookmarkEnd w:id="38"/>
+    <w:bookmarkStart w:id="39" w:name="how-to-use-this-list"/>
+    <w:p>
+      <w:pPr>
+        <w:pStyle w:val="Heading2"/>
+      </w:pPr>
+      <w:r>
+        <w:t xml:space="preserve">9 How to use this list</w:t>
+      </w:r>
+    </w:p>
     <w:p>
       <w:pPr>
         <w:pStyle w:val="FirstParagraph"/>
       </w:pPr>
       <w:r>
-        <w:t xml:space="preserve">A short scan for these patterns before you submit a draft</w:t>
-      </w:r>
-      <w:r>
-        <w:t xml:space="preserve"> </w:t>
-      </w:r>
-      <w:r>
-        <w:t xml:space="preserve">catches most of them.</w:t>
-      </w:r>
-      <w:r>
-        <w:t xml:space="preserve"> </w:t>
-      </w:r>
-      <w:r>
-        <w:t xml:space="preserve">Cut the filler and the reflexes,</w:t>
-      </w:r>
-      <w:r>
-        <w:t xml:space="preserve"> </w:t>
-      </w:r>
-      <w:r>
-        <w:t xml:space="preserve">but keep your own voice.</w:t>
-      </w:r>
-    </w:p>
-    <w:bookmarkEnd w:id="38"/>
+        <w:t xml:space="preserve">Write plainly first, then scan the draft once before you share it.</w:t>
+      </w:r>
+      <w:r>
+        <w:t xml:space="preserve"> </w:t>
+      </w:r>
+      <w:r>
+        <w:t xml:space="preserve">Use the same list when you review someone else’s writing.</w:t>
+      </w:r>
+    </w:p>
+    <w:p>
+      <w:pPr>
+        <w:pStyle w:val="Compact"/>
+        <w:numPr>
+          <w:ilvl w:val="0"/>
+          <w:numId w:val="1010"/>
+        </w:numPr>
+      </w:pPr>
+      <w:r>
+        <w:t xml:space="preserve">One match means little.</w:t>
+      </w:r>
+      <w:r>
+        <w:t xml:space="preserve"> </w:t>
+      </w:r>
+      <w:r>
+        <w:t xml:space="preserve">Several matches in one paragraph, or the same pattern repeated across a document, are the real signal.</w:t>
+      </w:r>
+    </w:p>
+    <w:p>
+      <w:pPr>
+        <w:pStyle w:val="Compact"/>
+        <w:numPr>
+          <w:ilvl w:val="0"/>
+          <w:numId w:val="1010"/>
+        </w:numPr>
+      </w:pPr>
+      <w:r>
+        <w:t xml:space="preserve">Do not ban a word outright.</w:t>
+      </w:r>
+      <w:r>
+        <w:t xml:space="preserve"> </w:t>
+      </w:r>
+      <w:r>
+        <w:t xml:space="preserve">Keep a word or phrase that is the precise one for the sentence.</w:t>
+      </w:r>
+    </w:p>
+    <w:p>
+      <w:pPr>
+        <w:pStyle w:val="Compact"/>
+        <w:numPr>
+          <w:ilvl w:val="0"/>
+          <w:numId w:val="1010"/>
+        </w:numPr>
+      </w:pPr>
+      <w:r>
+        <w:t xml:space="preserve">Do not flatten your writing into a voiceless register.</w:t>
+      </w:r>
+      <w:r>
+        <w:t xml:space="preserve"> </w:t>
+      </w:r>
+      <w:r>
+        <w:t xml:space="preserve">Cut the filler and the reflexes, and keep your own voice.</w:t>
+      </w:r>
+    </w:p>
+    <w:p>
+      <w:pPr>
+        <w:pStyle w:val="Compact"/>
+        <w:numPr>
+          <w:ilvl w:val="0"/>
+          <w:numId w:val="1010"/>
+        </w:numPr>
+      </w:pPr>
+      <w:r>
+        <w:t xml:space="preserve">Skip the scan for code, terse status lines and short conversational replies.</w:t>
+      </w:r>
+    </w:p>
+    <w:p>
+      <w:pPr>
+        <w:pStyle w:val="Compact"/>
+        <w:numPr>
+          <w:ilvl w:val="0"/>
+          <w:numId w:val="1010"/>
+        </w:numPr>
+      </w:pPr>
+      <w:r>
+        <w:t xml:space="preserve">Do not accuse a writer of using an assistant on the strength of the list.</w:t>
+      </w:r>
+      <w:r>
+        <w:t xml:space="preserve"> </w:t>
+      </w:r>
+      <w:r>
+        <w:t xml:space="preserve">Say which pattern weakens the sentence and how to fix it.</w:t>
+      </w:r>
+    </w:p>
+    <w:bookmarkEnd w:id="39"/>
     <w:sectPr>
       <w:footnotePr>
         <w:numRestart w:val="eachSect"/>
@@ -4786,6 +4868,9 @@
     <w:abstractNumId w:val="991"/>
   </w:num>
   <w:num w:numId="1009">
+    <w:abstractNumId w:val="991"/>
+  </w:num>
+  <w:num w:numId="1010">
     <w:abstractNumId w:val="991"/>
   </w:num>
 </w:numbering>

--- a/pr-preview/pr-211/chapters/avoid-cliches.docx
+++ b/pr-preview/pr-211/chapters/avoid-cliches.docx
@@ -15,7 +15,7 @@
         <w:pStyle w:val="Date"/>
       </w:pPr>
       <w:r>
-        <w:t xml:space="preserve">Last modified: 2026-10-15 22:06:06 (PDT)</w:t>
+        <w:t xml:space="preserve">Last modified: 2026-10-15 23:19:03 (PDT)</w:t>
       </w:r>
     </w:p>
     <w:tbl>
